--- a/word_templates/EDO_IP_do_2017.docx
+++ b/word_templates/EDO_IP_do_2017.docx
@@ -1,6 +1,6 @@
 
 <file path=word/document.xml><?xml version="1.0" encoding="utf-8"?>
-<w:document xmlns:wpc="http://schemas.microsoft.com/office/word/2010/wordprocessingCanvas" xmlns:cx="http://schemas.microsoft.com/office/drawing/2014/chartex" xmlns:cx1="http://schemas.microsoft.com/office/drawing/2015/9/8/chartex" xmlns:cx2="http://schemas.microsoft.com/office/drawing/2015/10/21/chartex" xmlns:cx3="http://schemas.microsoft.com/office/drawing/2016/5/9/chartex" xmlns:cx4="http://schemas.microsoft.com/office/drawing/2016/5/10/chartex" xmlns:cx5="http://schemas.microsoft.com/office/drawing/2016/5/11/chartex" xmlns:cx6="http://schemas.microsoft.com/office/drawing/2016/5/12/chartex" xmlns:cx7="http://schemas.microsoft.com/office/drawing/2016/5/13/chartex" xmlns:cx8="http://schemas.microsoft.com/office/drawing/2016/5/14/chartex" xmlns:mc="http://schemas.openxmlformats.org/markup-compatibility/2006" xmlns:aink="http://schemas.microsoft.com/office/drawing/2016/ink" xmlns:am3d="http://schemas.microsoft.com/office/drawing/2017/model3d" xmlns:o="urn:schemas-microsoft-com:office:office" xmlns:oel="http://schemas.microsoft.com/office/2019/extlst" xmlns:r="http://schemas.openxmlformats.org/officeDocument/2006/relationships" xmlns:m="http://schemas.openxmlformats.org/officeDocument/2006/math" xmlns:v="urn:schemas-microsoft-com:vml" xmlns:wp14="http://schemas.microsoft.com/office/word/2010/wordprocessingDrawing" xmlns:wp="http://schemas.openxmlformats.org/drawingml/2006/wordprocessingDrawing" xmlns:w10="urn:schemas-microsoft-com:office:word" xmlns:w="http://schemas.openxmlformats.org/wordprocessingml/2006/main" xmlns:w14="http://schemas.microsoft.com/office/word/2010/wordml" xmlns:w15="http://schemas.microsoft.com/office/word/2012/wordml" xmlns:w16cex="http://schemas.microsoft.com/office/word/2018/wordml/cex" xmlns:w16cid="http://schemas.microsoft.com/office/word/2016/wordml/cid" xmlns:w16="http://schemas.microsoft.com/office/word/2018/wordml" xmlns:w16sdtdh="http://schemas.microsoft.com/office/word/2020/wordml/sdtdatahash" xmlns:w16se="http://schemas.microsoft.com/office/word/2015/wordml/symex" xmlns:wpg="http://schemas.microsoft.com/office/word/2010/wordprocessingGroup" xmlns:wpi="http://schemas.microsoft.com/office/word/2010/wordprocessingInk" xmlns:wne="http://schemas.microsoft.com/office/word/2006/wordml" xmlns:wps="http://schemas.microsoft.com/office/word/2010/wordprocessingShape" mc:Ignorable="w14 w15 w16se w16cid w16 w16cex w16sdtdh wp14">
+<w:document xmlns:wpc="http://schemas.microsoft.com/office/word/2010/wordprocessingCanvas" xmlns:cx="http://schemas.microsoft.com/office/drawing/2014/chartex" xmlns:cx1="http://schemas.microsoft.com/office/drawing/2015/9/8/chartex" xmlns:mc="http://schemas.openxmlformats.org/markup-compatibility/2006" xmlns:o="urn:schemas-microsoft-com:office:office" xmlns:r="http://schemas.openxmlformats.org/officeDocument/2006/relationships" xmlns:m="http://schemas.openxmlformats.org/officeDocument/2006/math" xmlns:v="urn:schemas-microsoft-com:vml" xmlns:wp14="http://schemas.microsoft.com/office/word/2010/wordprocessingDrawing" xmlns:wp="http://schemas.openxmlformats.org/drawingml/2006/wordprocessingDrawing" xmlns:w10="urn:schemas-microsoft-com:office:word" xmlns:w="http://schemas.openxmlformats.org/wordprocessingml/2006/main" xmlns:w14="http://schemas.microsoft.com/office/word/2010/wordml" xmlns:w15="http://schemas.microsoft.com/office/word/2012/wordml" xmlns:w16se="http://schemas.microsoft.com/office/word/2015/wordml/symex" xmlns:wpg="http://schemas.microsoft.com/office/word/2010/wordprocessingGroup" xmlns:wpi="http://schemas.microsoft.com/office/word/2010/wordprocessingInk" xmlns:wne="http://schemas.microsoft.com/office/word/2006/wordml" xmlns:wps="http://schemas.microsoft.com/office/word/2010/wordprocessingShape" mc:Ignorable="w14 w15 w16se wp14">
   <w:body>
     <w:p>
       <w:pPr>
@@ -112,9 +112,9 @@
         <w:tblLook w:val="04A0" w:firstRow="1" w:lastRow="0" w:firstColumn="1" w:lastColumn="0" w:noHBand="0" w:noVBand="1"/>
       </w:tblPr>
       <w:tblGrid>
-        <w:gridCol w:w="3459"/>
-        <w:gridCol w:w="3443"/>
-        <w:gridCol w:w="3458"/>
+        <w:gridCol w:w="3454"/>
+        <w:gridCol w:w="3438"/>
+        <w:gridCol w:w="3468"/>
       </w:tblGrid>
       <w:tr>
         <w:trPr>
@@ -191,30 +191,11 @@
             </w:pPr>
             <w:r>
               <w:rPr>
-                <w:rFonts w:ascii="Times New Roman" w:hAnsi="Times New Roman"/>
-                <w:sz w:val="20"/>
-                <w:szCs w:val="20"/>
-                <w:lang w:val="ru-RU"/>
-              </w:rPr>
-              <w:t xml:space="preserve">01 </w:t>
-            </w:r>
-            <w:r>
-              <w:rPr>
-                <w:rFonts w:ascii="Times New Roman" w:hAnsi="Times New Roman"/>
-                <w:sz w:val="20"/>
-                <w:szCs w:val="20"/>
-                <w:lang w:val="ru-RU"/>
-              </w:rPr>
-              <w:t>апреля</w:t>
-            </w:r>
-            <w:r>
-              <w:rPr>
-                <w:rFonts w:ascii="Times New Roman" w:hAnsi="Times New Roman"/>
-                <w:sz w:val="20"/>
-                <w:szCs w:val="20"/>
-                <w:lang w:val="ru-RU"/>
-              </w:rPr>
-              <w:t xml:space="preserve"> 2026 г.</w:t>
+                <w:rFonts w:ascii="Times New Roman" w:hAnsi="Times New Roman" w:cs="Times New Roman"/>
+                <w:sz w:val="20"/>
+                <w:szCs w:val="20"/>
+              </w:rPr>
+              <w:t>{{DAY}} {{MONTH}} {{YEAR}} г.</w:t>
             </w:r>
           </w:p>
         </w:tc>
@@ -306,51 +287,29 @@
       <w:r>
         <w:rPr>
           <w:rFonts w:ascii="Times New Roman" w:hAnsi="Times New Roman"/>
-          <w:b/>
-          <w:bCs/>
-          <w:sz w:val="20"/>
-          <w:szCs w:val="20"/>
-          <w:shd w:val="clear" w:color="auto" w:fill="FFFFFF"/>
+          <w:sz w:val="20"/>
+          <w:szCs w:val="20"/>
           <w:lang w:val="ru-RU"/>
         </w:rPr>
         <w:t xml:space="preserve"> </w:t>
       </w:r>
       <w:r>
         <w:rPr>
-          <w:rStyle w:val="s1"/>
-          <w:rFonts w:ascii="Times New Roman" w:hAnsi="Times New Roman"/>
-          <w:b/>
-          <w:bCs/>
-          <w:sz w:val="20"/>
-          <w:szCs w:val="20"/>
-          <w:shd w:val="clear" w:color="auto" w:fill="FFFFFF"/>
-          <w:lang w:val="ru-RU"/>
-        </w:rPr>
-        <w:t>Сагдиевой</w:t>
-      </w:r>
-      <w:r>
-        <w:rPr>
-          <w:rStyle w:val="s1"/>
-          <w:rFonts w:ascii="Times New Roman" w:hAnsi="Times New Roman"/>
-          <w:b/>
-          <w:bCs/>
-          <w:sz w:val="20"/>
-          <w:szCs w:val="20"/>
-          <w:shd w:val="clear" w:color="auto" w:fill="FFFFFF"/>
-          <w:lang w:val="ru-RU"/>
-        </w:rPr>
-        <w:t xml:space="preserve"> Риммы </w:t>
+          <w:rFonts w:ascii="Times New Roman" w:hAnsi="Times New Roman"/>
+          <w:b/>
+          <w:sz w:val="20"/>
+          <w:szCs w:val="20"/>
+          <w:lang w:val="ru-RU"/>
+        </w:rPr>
+        <w:t xml:space="preserve">Сагдиевой Риммы </w:t>
       </w:r>
       <w:proofErr w:type="spellStart"/>
       <w:r>
         <w:rPr>
-          <w:rStyle w:val="s1"/>
-          <w:rFonts w:ascii="Times New Roman" w:hAnsi="Times New Roman"/>
-          <w:b/>
-          <w:bCs/>
-          <w:sz w:val="20"/>
-          <w:szCs w:val="20"/>
-          <w:shd w:val="clear" w:color="auto" w:fill="FFFFFF"/>
+          <w:rFonts w:ascii="Times New Roman" w:hAnsi="Times New Roman"/>
+          <w:b/>
+          <w:sz w:val="20"/>
+          <w:szCs w:val="20"/>
           <w:lang w:val="ru-RU"/>
         </w:rPr>
         <w:t>Ринатовны</w:t>
@@ -359,7 +318,7 @@
       <w:r>
         <w:rPr>
           <w:rFonts w:ascii="Times New Roman" w:hAnsi="Times New Roman"/>
-          <w:bCs/>
+          <w:b/>
           <w:sz w:val="20"/>
           <w:szCs w:val="20"/>
           <w:lang w:val="ru-RU"/>
@@ -369,7 +328,42 @@
       <w:r>
         <w:rPr>
           <w:rFonts w:ascii="Times New Roman" w:hAnsi="Times New Roman"/>
-          <w:b/>
+          <w:sz w:val="20"/>
+          <w:szCs w:val="20"/>
+          <w:lang w:val="ru-RU"/>
+        </w:rPr>
+        <w:t xml:space="preserve"> действующе</w:t>
+      </w:r>
+      <w:r>
+        <w:rPr>
+          <w:rFonts w:ascii="Times New Roman" w:hAnsi="Times New Roman"/>
+          <w:sz w:val="20"/>
+          <w:szCs w:val="20"/>
+          <w:lang w:val="ru-RU"/>
+        </w:rPr>
+        <w:t>й</w:t>
+      </w:r>
+      <w:r>
+        <w:rPr>
+          <w:rFonts w:ascii="Times New Roman" w:hAnsi="Times New Roman"/>
+          <w:sz w:val="20"/>
+          <w:szCs w:val="20"/>
+          <w:lang w:val="ru-RU"/>
+        </w:rPr>
+        <w:t xml:space="preserve"> на основании </w:t>
+      </w:r>
+      <w:r>
+        <w:rPr>
+          <w:rFonts w:ascii="Times New Roman" w:hAnsi="Times New Roman"/>
+          <w:sz w:val="20"/>
+          <w:szCs w:val="20"/>
+          <w:lang w:val="ru-RU"/>
+        </w:rPr>
+        <w:t>доверенности</w:t>
+      </w:r>
+      <w:r>
+        <w:rPr>
+          <w:rFonts w:ascii="Times New Roman" w:hAnsi="Times New Roman"/>
           <w:sz w:val="20"/>
           <w:szCs w:val="20"/>
           <w:lang w:val="ru-RU"/>
@@ -383,32 +377,13 @@
           <w:szCs w:val="20"/>
           <w:lang w:val="ru-RU"/>
         </w:rPr>
-        <w:t xml:space="preserve">действующей на </w:t>
-      </w:r>
-      <w:r>
-        <w:rPr>
-          <w:rFonts w:ascii="Times New Roman" w:hAnsi="Times New Roman"/>
-          <w:sz w:val="20"/>
-          <w:szCs w:val="20"/>
-          <w:lang w:val="ru-RU"/>
-        </w:rPr>
-        <w:t xml:space="preserve">основании доверенности </w:t>
-      </w:r>
-      <w:r>
-        <w:rPr>
-          <w:rFonts w:ascii="Times New Roman" w:hAnsi="Times New Roman"/>
-          <w:bCs/>
-          <w:sz w:val="20"/>
-          <w:szCs w:val="20"/>
-          <w:lang w:val="ru-RU"/>
-        </w:rPr>
         <w:t xml:space="preserve">№ </w:t>
       </w:r>
       <w:r>
         <w:rPr>
           <w:rFonts w:ascii="Times New Roman" w:hAnsi="Times New Roman"/>
-          <w:sz w:val="21"/>
-          <w:szCs w:val="21"/>
+          <w:sz w:val="20"/>
+          <w:szCs w:val="20"/>
           <w:lang w:val="ru-RU"/>
         </w:rPr>
         <w:t>{{</w:t>
@@ -416,16 +391,16 @@
       <w:r>
         <w:rPr>
           <w:rFonts w:ascii="Times New Roman" w:hAnsi="Times New Roman"/>
-          <w:sz w:val="21"/>
-          <w:szCs w:val="21"/>
+          <w:sz w:val="20"/>
+          <w:szCs w:val="20"/>
         </w:rPr>
         <w:t>DOV</w:t>
       </w:r>
       <w:r>
         <w:rPr>
           <w:rFonts w:ascii="Times New Roman" w:hAnsi="Times New Roman"/>
-          <w:sz w:val="21"/>
-          <w:szCs w:val="21"/>
+          <w:sz w:val="20"/>
+          <w:szCs w:val="20"/>
           <w:lang w:val="ru-RU"/>
         </w:rPr>
         <w:t>_</w:t>
@@ -433,16 +408,16 @@
       <w:r>
         <w:rPr>
           <w:rFonts w:ascii="Times New Roman" w:hAnsi="Times New Roman"/>
-          <w:sz w:val="21"/>
-          <w:szCs w:val="21"/>
+          <w:sz w:val="20"/>
+          <w:szCs w:val="20"/>
         </w:rPr>
         <w:t>NUM</w:t>
       </w:r>
       <w:r>
         <w:rPr>
           <w:rFonts w:ascii="Times New Roman" w:hAnsi="Times New Roman"/>
-          <w:sz w:val="21"/>
-          <w:szCs w:val="21"/>
+          <w:sz w:val="20"/>
+          <w:szCs w:val="20"/>
           <w:lang w:val="ru-RU"/>
         </w:rPr>
         <w:t>}} от {{</w:t>
@@ -450,16 +425,16 @@
       <w:r>
         <w:rPr>
           <w:rFonts w:ascii="Times New Roman" w:hAnsi="Times New Roman"/>
-          <w:sz w:val="21"/>
-          <w:szCs w:val="21"/>
+          <w:sz w:val="20"/>
+          <w:szCs w:val="20"/>
         </w:rPr>
         <w:t>DOV</w:t>
       </w:r>
       <w:r>
         <w:rPr>
           <w:rFonts w:ascii="Times New Roman" w:hAnsi="Times New Roman"/>
-          <w:sz w:val="21"/>
-          <w:szCs w:val="21"/>
+          <w:sz w:val="20"/>
+          <w:szCs w:val="20"/>
           <w:lang w:val="ru-RU"/>
         </w:rPr>
         <w:t>_</w:t>
@@ -467,19 +442,46 @@
       <w:r>
         <w:rPr>
           <w:rFonts w:ascii="Times New Roman" w:hAnsi="Times New Roman"/>
-          <w:sz w:val="21"/>
-          <w:szCs w:val="21"/>
+          <w:sz w:val="20"/>
+          <w:szCs w:val="20"/>
         </w:rPr>
         <w:t>DATE</w:t>
       </w:r>
       <w:r>
         <w:rPr>
           <w:rFonts w:ascii="Times New Roman" w:hAnsi="Times New Roman"/>
-          <w:sz w:val="21"/>
-          <w:szCs w:val="21"/>
-          <w:lang w:val="ru-RU"/>
-        </w:rPr>
-        <w:t>}} г., с одной стороны</w:t>
+          <w:sz w:val="20"/>
+          <w:szCs w:val="20"/>
+          <w:lang w:val="ru-RU"/>
+        </w:rPr>
+        <w:t>}}</w:t>
+      </w:r>
+      <w:r>
+        <w:rPr>
+          <w:rFonts w:ascii="Times New Roman" w:hAnsi="Times New Roman"/>
+          <w:sz w:val="20"/>
+          <w:szCs w:val="20"/>
+          <w:lang w:val="ru-RU"/>
+        </w:rPr>
+        <w:t xml:space="preserve"> г.,</w:t>
+      </w:r>
+      <w:r>
+        <w:rPr>
+          <w:rFonts w:ascii="Times New Roman" w:hAnsi="Times New Roman"/>
+          <w:sz w:val="20"/>
+          <w:szCs w:val="20"/>
+          <w:lang w:val="ru-RU"/>
+        </w:rPr>
+        <w:t xml:space="preserve"> с одной </w:t>
+      </w:r>
+      <w:r>
+        <w:rPr>
+          <w:rFonts w:ascii="Times New Roman" w:hAnsi="Times New Roman"/>
+          <w:sz w:val="20"/>
+          <w:szCs w:val="20"/>
+          <w:lang w:val="ru-RU"/>
+        </w:rPr>
+        <w:t>стороны</w:t>
       </w:r>
       <w:r>
         <w:rPr>
@@ -521,9 +523,98 @@
         <w:rPr>
           <w:rFonts w:ascii="Times New Roman" w:hAnsi="Times New Roman"/>
           <w:b/>
+          <w:sz w:val="20"/>
+          <w:szCs w:val="20"/>
+          <w:lang w:val="ru-RU"/>
+        </w:rPr>
+        <w:t>Индивидуальный предприниматель</w:t>
+      </w:r>
+      <w:r>
+        <w:rPr>
+          <w:b/>
+          <w:lang w:val="x-none"/>
+        </w:rPr>
+        <w:t xml:space="preserve"> </w:t>
+      </w:r>
+      <w:r>
+        <w:rPr>
+          <w:rFonts w:ascii="Times New Roman" w:hAnsi="Times New Roman"/>
+          <w:b/>
+          <w:sz w:val="20"/>
+          <w:szCs w:val="20"/>
+          <w:lang w:val="ru-RU"/>
+        </w:rPr>
+        <w:t>{{</w:t>
+      </w:r>
+      <w:r>
+        <w:rPr>
+          <w:rFonts w:ascii="Times New Roman" w:hAnsi="Times New Roman"/>
+          <w:b/>
+          <w:sz w:val="20"/>
+          <w:szCs w:val="20"/>
+        </w:rPr>
+        <w:t>IP</w:t>
+      </w:r>
+      <w:r>
+        <w:rPr>
+          <w:rFonts w:ascii="Times New Roman" w:hAnsi="Times New Roman"/>
+          <w:b/>
+          <w:sz w:val="20"/>
+          <w:szCs w:val="20"/>
+          <w:lang w:val="ru-RU"/>
+        </w:rPr>
+        <w:t>_</w:t>
+      </w:r>
+      <w:r>
+        <w:rPr>
+          <w:rFonts w:ascii="Times New Roman" w:hAnsi="Times New Roman"/>
+          <w:b/>
+          <w:sz w:val="20"/>
+          <w:szCs w:val="20"/>
+        </w:rPr>
+        <w:t>FIO</w:t>
+      </w:r>
+      <w:r>
+        <w:rPr>
+          <w:rFonts w:ascii="Times New Roman" w:hAnsi="Times New Roman"/>
+          <w:b/>
+          <w:sz w:val="20"/>
+          <w:szCs w:val="20"/>
+          <w:lang w:val="ru-RU"/>
+        </w:rPr>
+        <w:t>}}</w:t>
+      </w:r>
+      <w:r>
+        <w:rPr>
+          <w:rFonts w:ascii="Times New Roman" w:hAnsi="Times New Roman"/>
           <w:bCs/>
-          <w:sz w:val="21"/>
-          <w:szCs w:val="21"/>
+          <w:sz w:val="20"/>
+          <w:szCs w:val="20"/>
+          <w:lang w:val="ru-RU"/>
+        </w:rPr>
+        <w:t>,</w:t>
+      </w:r>
+      <w:r>
+        <w:rPr>
+          <w:b/>
+          <w:lang w:val="ru-RU"/>
+        </w:rPr>
+        <w:t xml:space="preserve"> </w:t>
+      </w:r>
+      <w:r>
+        <w:rPr>
+          <w:rFonts w:ascii="Times New Roman" w:hAnsi="Times New Roman"/>
+          <w:sz w:val="20"/>
+          <w:szCs w:val="20"/>
+          <w:lang w:val="ru-RU"/>
+        </w:rPr>
+        <w:t xml:space="preserve">действующий на основании Свидетельства о государственной регистрации физического лица в качестве индивидуального предпринимателя серия </w:t>
+      </w:r>
+      <w:r>
+        <w:rPr>
+          <w:rFonts w:ascii="Times New Roman" w:hAnsi="Times New Roman"/>
+          <w:sz w:val="20"/>
+          <w:szCs w:val="20"/>
           <w:lang w:val="ru-RU"/>
         </w:rPr>
         <w:t>{{</w:t>
@@ -531,41 +622,16 @@
       <w:r>
         <w:rPr>
           <w:rFonts w:ascii="Times New Roman" w:hAnsi="Times New Roman"/>
-          <w:b/>
-          <w:bCs/>
-          <w:sz w:val="21"/>
-          <w:szCs w:val="21"/>
-        </w:rPr>
-        <w:t>FORM</w:t>
-      </w:r>
-      <w:r>
-        <w:rPr>
-          <w:rFonts w:ascii="Times New Roman" w:hAnsi="Times New Roman"/>
-          <w:b/>
-          <w:bCs/>
-          <w:sz w:val="21"/>
-          <w:szCs w:val="21"/>
-          <w:lang w:val="ru-RU"/>
-        </w:rPr>
-        <w:t>}} {{</w:t>
-      </w:r>
-      <w:r>
-        <w:rPr>
-          <w:rFonts w:ascii="Times New Roman" w:hAnsi="Times New Roman"/>
-          <w:b/>
-          <w:bCs/>
-          <w:sz w:val="21"/>
-          <w:szCs w:val="21"/>
-        </w:rPr>
-        <w:t>OOO</w:t>
-      </w:r>
-      <w:r>
-        <w:rPr>
-          <w:rFonts w:ascii="Times New Roman" w:hAnsi="Times New Roman"/>
-          <w:b/>
-          <w:bCs/>
-          <w:sz w:val="21"/>
-          <w:szCs w:val="21"/>
+          <w:sz w:val="20"/>
+          <w:szCs w:val="20"/>
+        </w:rPr>
+        <w:t>IP</w:t>
+      </w:r>
+      <w:r>
+        <w:rPr>
+          <w:rFonts w:ascii="Times New Roman" w:hAnsi="Times New Roman"/>
+          <w:sz w:val="20"/>
+          <w:szCs w:val="20"/>
           <w:lang w:val="ru-RU"/>
         </w:rPr>
         <w:t>_</w:t>
@@ -573,20 +639,16 @@
       <w:r>
         <w:rPr>
           <w:rFonts w:ascii="Times New Roman" w:hAnsi="Times New Roman"/>
-          <w:b/>
-          <w:bCs/>
-          <w:sz w:val="21"/>
-          <w:szCs w:val="21"/>
-        </w:rPr>
-        <w:t>NAME</w:t>
-      </w:r>
-      <w:r>
-        <w:rPr>
-          <w:rFonts w:ascii="Times New Roman" w:hAnsi="Times New Roman"/>
-          <w:b/>
-          <w:bCs/>
-          <w:sz w:val="21"/>
-          <w:szCs w:val="21"/>
+          <w:sz w:val="20"/>
+          <w:szCs w:val="20"/>
+        </w:rPr>
+        <w:t>CER</w:t>
+      </w:r>
+      <w:r>
+        <w:rPr>
+          <w:rFonts w:ascii="Times New Roman" w:hAnsi="Times New Roman"/>
+          <w:sz w:val="20"/>
+          <w:szCs w:val="20"/>
           <w:lang w:val="ru-RU"/>
         </w:rPr>
         <w:t>}}</w:t>
@@ -594,28 +656,17 @@
       <w:r>
         <w:rPr>
           <w:rFonts w:ascii="Times New Roman" w:hAnsi="Times New Roman"/>
-          <w:sz w:val="21"/>
-          <w:szCs w:val="21"/>
-          <w:lang w:val="ru-RU"/>
-        </w:rPr>
-        <w:t xml:space="preserve">, </w:t>
-      </w:r>
-      <w:r>
-        <w:rPr>
-          <w:rFonts w:ascii="Times New Roman" w:hAnsi="Times New Roman"/>
-          <w:sz w:val="21"/>
-          <w:szCs w:val="21"/>
-          <w:lang w:val="ru-RU"/>
-        </w:rPr>
-        <w:t xml:space="preserve">лице </w:t>
-      </w:r>
-      <w:r>
-        <w:rPr>
-          <w:rFonts w:ascii="Times New Roman" w:hAnsi="Times New Roman"/>
-          <w:b/>
-          <w:bCs/>
-          <w:sz w:val="21"/>
-          <w:szCs w:val="21"/>
+          <w:sz w:val="20"/>
+          <w:szCs w:val="20"/>
+          <w:lang w:val="x-none"/>
+        </w:rPr>
+        <w:t xml:space="preserve"> № </w:t>
+      </w:r>
+      <w:r>
+        <w:rPr>
+          <w:rFonts w:ascii="Times New Roman" w:hAnsi="Times New Roman"/>
+          <w:sz w:val="20"/>
+          <w:szCs w:val="20"/>
           <w:lang w:val="ru-RU"/>
         </w:rPr>
         <w:t>{{</w:t>
@@ -623,20 +674,16 @@
       <w:r>
         <w:rPr>
           <w:rFonts w:ascii="Times New Roman" w:hAnsi="Times New Roman"/>
-          <w:b/>
-          <w:bCs/>
-          <w:sz w:val="21"/>
-          <w:szCs w:val="21"/>
-        </w:rPr>
-        <w:t>DOL</w:t>
-      </w:r>
-      <w:r>
-        <w:rPr>
-          <w:rFonts w:ascii="Times New Roman" w:hAnsi="Times New Roman"/>
-          <w:b/>
-          <w:bCs/>
-          <w:sz w:val="21"/>
-          <w:szCs w:val="21"/>
+          <w:sz w:val="20"/>
+          <w:szCs w:val="20"/>
+        </w:rPr>
+        <w:t>IP</w:t>
+      </w:r>
+      <w:r>
+        <w:rPr>
+          <w:rFonts w:ascii="Times New Roman" w:hAnsi="Times New Roman"/>
+          <w:sz w:val="20"/>
+          <w:szCs w:val="20"/>
           <w:lang w:val="ru-RU"/>
         </w:rPr>
         <w:t>_</w:t>
@@ -644,41 +691,16 @@
       <w:r>
         <w:rPr>
           <w:rFonts w:ascii="Times New Roman" w:hAnsi="Times New Roman"/>
-          <w:b/>
-          <w:bCs/>
-          <w:sz w:val="21"/>
-          <w:szCs w:val="21"/>
-        </w:rPr>
-        <w:t>GEN</w:t>
-      </w:r>
-      <w:r>
-        <w:rPr>
-          <w:rFonts w:ascii="Times New Roman" w:hAnsi="Times New Roman"/>
-          <w:b/>
-          <w:bCs/>
-          <w:sz w:val="21"/>
-          <w:szCs w:val="21"/>
-          <w:lang w:val="ru-RU"/>
-        </w:rPr>
-        <w:t>}} {{</w:t>
-      </w:r>
-      <w:r>
-        <w:rPr>
-          <w:rFonts w:ascii="Times New Roman" w:hAnsi="Times New Roman"/>
-          <w:b/>
-          <w:bCs/>
-          <w:sz w:val="21"/>
-          <w:szCs w:val="21"/>
-        </w:rPr>
-        <w:t>FIO</w:t>
-      </w:r>
-      <w:r>
-        <w:rPr>
-          <w:rFonts w:ascii="Times New Roman" w:hAnsi="Times New Roman"/>
-          <w:b/>
-          <w:bCs/>
-          <w:sz w:val="21"/>
-          <w:szCs w:val="21"/>
+          <w:sz w:val="20"/>
+          <w:szCs w:val="20"/>
+        </w:rPr>
+        <w:t>CER</w:t>
+      </w:r>
+      <w:r>
+        <w:rPr>
+          <w:rFonts w:ascii="Times New Roman" w:hAnsi="Times New Roman"/>
+          <w:sz w:val="20"/>
+          <w:szCs w:val="20"/>
           <w:lang w:val="ru-RU"/>
         </w:rPr>
         <w:t>_</w:t>
@@ -686,20 +708,16 @@
       <w:r>
         <w:rPr>
           <w:rFonts w:ascii="Times New Roman" w:hAnsi="Times New Roman"/>
-          <w:b/>
-          <w:bCs/>
-          <w:sz w:val="21"/>
-          <w:szCs w:val="21"/>
-        </w:rPr>
-        <w:t>GEN</w:t>
-      </w:r>
-      <w:r>
-        <w:rPr>
-          <w:rFonts w:ascii="Times New Roman" w:hAnsi="Times New Roman"/>
-          <w:b/>
-          <w:bCs/>
-          <w:sz w:val="21"/>
-          <w:szCs w:val="21"/>
+          <w:sz w:val="20"/>
+          <w:szCs w:val="20"/>
+        </w:rPr>
+        <w:t>NUM</w:t>
+      </w:r>
+      <w:r>
+        <w:rPr>
+          <w:rFonts w:ascii="Times New Roman" w:hAnsi="Times New Roman"/>
+          <w:sz w:val="20"/>
+          <w:szCs w:val="20"/>
           <w:lang w:val="ru-RU"/>
         </w:rPr>
         <w:t>}}</w:t>
@@ -707,28 +725,17 @@
       <w:r>
         <w:rPr>
           <w:rFonts w:ascii="Times New Roman" w:hAnsi="Times New Roman"/>
-          <w:sz w:val="21"/>
-          <w:szCs w:val="21"/>
-          <w:lang w:val="ru-RU"/>
-        </w:rPr>
-        <w:t xml:space="preserve">, </w:t>
-      </w:r>
-      <w:proofErr w:type="spellStart"/>
-      <w:r>
-        <w:rPr>
-          <w:rFonts w:ascii="Times New Roman" w:hAnsi="Times New Roman"/>
-          <w:sz w:val="21"/>
-          <w:szCs w:val="21"/>
-          <w:lang w:val="ru-RU"/>
-        </w:rPr>
-        <w:t>действующ</w:t>
-      </w:r>
-      <w:proofErr w:type="spellEnd"/>
-      <w:r>
-        <w:rPr>
-          <w:rFonts w:ascii="Times New Roman" w:hAnsi="Times New Roman"/>
-          <w:sz w:val="21"/>
-          <w:szCs w:val="21"/>
+          <w:sz w:val="20"/>
+          <w:szCs w:val="20"/>
+          <w:lang w:val="x-none"/>
+        </w:rPr>
+        <w:t xml:space="preserve"> от </w:t>
+      </w:r>
+      <w:r>
+        <w:rPr>
+          <w:rFonts w:ascii="Times New Roman" w:hAnsi="Times New Roman"/>
+          <w:sz w:val="20"/>
+          <w:szCs w:val="20"/>
           <w:lang w:val="ru-RU"/>
         </w:rPr>
         <w:t>{{</w:t>
@@ -736,45 +743,36 @@
       <w:r>
         <w:rPr>
           <w:rFonts w:ascii="Times New Roman" w:hAnsi="Times New Roman"/>
-          <w:sz w:val="21"/>
-          <w:szCs w:val="21"/>
-        </w:rPr>
-        <w:t>OK</w:t>
-      </w:r>
-      <w:r>
-        <w:rPr>
-          <w:rFonts w:ascii="Times New Roman" w:hAnsi="Times New Roman"/>
-          <w:sz w:val="21"/>
-          <w:szCs w:val="21"/>
-          <w:lang w:val="ru-RU"/>
-        </w:rPr>
-        <w:t>}} на основании {{</w:t>
-      </w:r>
-      <w:r>
-        <w:rPr>
-          <w:rFonts w:ascii="Times New Roman" w:hAnsi="Times New Roman"/>
-          <w:sz w:val="21"/>
-          <w:szCs w:val="21"/>
-        </w:rPr>
-        <w:t>OSNOVANIE</w:t>
-      </w:r>
-      <w:r>
-        <w:rPr>
-          <w:rFonts w:ascii="Times New Roman" w:hAnsi="Times New Roman"/>
-          <w:sz w:val="21"/>
-          <w:szCs w:val="21"/>
-          <w:lang w:val="ru-RU"/>
-        </w:rPr>
-        <w:t>}}</w:t>
-      </w:r>
-      <w:r>
-        <w:rPr>
-          <w:rFonts w:ascii="Times New Roman" w:hAnsi="Times New Roman"/>
-          <w:sz w:val="21"/>
-          <w:szCs w:val="21"/>
-          <w:lang w:val="ru-RU"/>
-        </w:rPr>
-        <w:t>, с другой</w:t>
+          <w:sz w:val="20"/>
+          <w:szCs w:val="20"/>
+        </w:rPr>
+        <w:t>IP</w:t>
+      </w:r>
+      <w:r>
+        <w:rPr>
+          <w:rFonts w:ascii="Times New Roman" w:hAnsi="Times New Roman"/>
+          <w:sz w:val="20"/>
+          <w:szCs w:val="20"/>
+          <w:lang w:val="ru-RU"/>
+        </w:rPr>
+        <w:t>_</w:t>
+      </w:r>
+      <w:r>
+        <w:rPr>
+          <w:rFonts w:ascii="Times New Roman" w:hAnsi="Times New Roman"/>
+          <w:sz w:val="20"/>
+          <w:szCs w:val="20"/>
+        </w:rPr>
+        <w:t>DATE</w:t>
+      </w:r>
+      <w:r>
+        <w:rPr>
+          <w:rFonts w:ascii="Times New Roman" w:hAnsi="Times New Roman"/>
+          <w:sz w:val="20"/>
+          <w:szCs w:val="20"/>
+          <w:lang w:val="ru-RU"/>
+        </w:rPr>
+        <w:t>}} г.,</w:t>
       </w:r>
       <w:r>
         <w:rPr>
@@ -792,6 +790,15 @@
           <w:szCs w:val="20"/>
           <w:lang w:val="ru-RU"/>
         </w:rPr>
+        <w:t xml:space="preserve">с другой </w:t>
+      </w:r>
+      <w:r>
+        <w:rPr>
+          <w:rFonts w:ascii="Times New Roman" w:hAnsi="Times New Roman"/>
+          <w:sz w:val="20"/>
+          <w:szCs w:val="20"/>
+          <w:lang w:val="ru-RU"/>
+        </w:rPr>
         <w:t>стороны</w:t>
       </w:r>
       <w:r>
@@ -803,7 +810,6 @@
         </w:rPr>
         <w:t>, совместно именуемые в дальнейшем «Участники электронного документооборота»</w:t>
       </w:r>
-      <w:proofErr w:type="gramStart"/>
       <w:r>
         <w:rPr>
           <w:rFonts w:ascii="Times New Roman" w:hAnsi="Times New Roman"/>
@@ -820,9 +826,17 @@
           <w:szCs w:val="20"/>
           <w:lang w:val="ru-RU"/>
         </w:rPr>
+        <w:t xml:space="preserve"> </w:t>
+      </w:r>
+      <w:r>
+        <w:rPr>
+          <w:rFonts w:ascii="Times New Roman" w:hAnsi="Times New Roman"/>
+          <w:sz w:val="20"/>
+          <w:szCs w:val="20"/>
+          <w:lang w:val="ru-RU"/>
+        </w:rPr>
         <w:t>«</w:t>
       </w:r>
-      <w:proofErr w:type="gramEnd"/>
       <w:r>
         <w:rPr>
           <w:rFonts w:ascii="Times New Roman" w:hAnsi="Times New Roman"/>
@@ -985,17 +999,7 @@
           <w:szCs w:val="20"/>
           <w:lang w:val="ru-RU"/>
         </w:rPr>
-        <w:t>программа</w:t>
-      </w:r>
-      <w:r>
-        <w:rPr>
-          <w:rFonts w:ascii="Times New Roman" w:hAnsi="Times New Roman"/>
-          <w:color w:val="000000"/>
-          <w:sz w:val="20"/>
-          <w:szCs w:val="20"/>
-          <w:lang w:val="ru-RU"/>
-        </w:rPr>
-        <w:t xml:space="preserve"> для ЭВМ</w:t>
+        <w:t>программа для ЭВМ «</w:t>
       </w:r>
       <w:r>
         <w:rPr>
@@ -2319,15 +2323,24 @@
           <w:sz w:val="20"/>
           <w:szCs w:val="20"/>
         </w:rPr>
-        <w:t>3.1.1. З</w:t>
-      </w:r>
-      <w:r>
-        <w:rPr>
-          <w:sz w:val="20"/>
-          <w:szCs w:val="20"/>
-        </w:rPr>
-        <w:t>аключают договоры</w:t>
-      </w:r>
+        <w:t xml:space="preserve">3.1.1. </w:t>
+      </w:r>
+      <w:proofErr w:type="gramStart"/>
+      <w:r>
+        <w:rPr>
+          <w:sz w:val="20"/>
+          <w:szCs w:val="20"/>
+        </w:rPr>
+        <w:t>З</w:t>
+      </w:r>
+      <w:r>
+        <w:rPr>
+          <w:sz w:val="20"/>
+          <w:szCs w:val="20"/>
+        </w:rPr>
+        <w:t>аключают  договоры</w:t>
+      </w:r>
+      <w:proofErr w:type="gramEnd"/>
       <w:r>
         <w:rPr>
           <w:sz w:val="20"/>
@@ -2728,19 +2741,7 @@
         <w:rPr>
           <w:rFonts w:ascii="Times New Roman" w:hAnsi="Times New Roman" w:cs="Times New Roman"/>
         </w:rPr>
-        <w:t>их</w:t>
-      </w:r>
-      <w:r>
-        <w:rPr>
-          <w:rFonts w:ascii="Times New Roman" w:hAnsi="Times New Roman" w:cs="Times New Roman"/>
-        </w:rPr>
-        <w:t xml:space="preserve"> </w:t>
-      </w:r>
-      <w:r>
-        <w:rPr>
-          <w:rFonts w:ascii="Times New Roman" w:hAnsi="Times New Roman" w:cs="Times New Roman"/>
-        </w:rPr>
-        <w:t>проверки</w:t>
+        <w:t>их проверки</w:t>
       </w:r>
       <w:proofErr w:type="gramEnd"/>
       <w:r>
@@ -3588,15 +3589,17 @@
           <w:lang w:val="ru-RU"/>
         </w:rPr>
       </w:pPr>
-      <w:r>
-        <w:rPr>
-          <w:rFonts w:ascii="Times New Roman" w:hAnsi="Times New Roman"/>
-          <w:sz w:val="20"/>
-          <w:szCs w:val="20"/>
-          <w:lang w:val="ru-RU"/>
-        </w:rPr>
-        <w:t>support@fonmix.ru</w:t>
-      </w:r>
+      <w:hyperlink r:id="rId5" w:history="1">
+        <w:r>
+          <w:rPr>
+            <w:sz w:val="20"/>
+            <w:szCs w:val="20"/>
+            <w:u w:val="single"/>
+            <w:lang w:val="ru-RU"/>
+          </w:rPr>
+          <w:t>support@fonmix.ru</w:t>
+        </w:r>
+      </w:hyperlink>
       <w:r>
         <w:rPr>
           <w:rFonts w:ascii="Times New Roman" w:hAnsi="Times New Roman"/>
@@ -3636,45 +3639,59 @@
           <w:szCs w:val="20"/>
           <w:lang w:val="ru-RU"/>
         </w:rPr>
-        <w:t>Акционерное общество «</w:t>
-      </w:r>
-      <w:r>
-        <w:rPr>
-          <w:rFonts w:ascii="Times New Roman" w:hAnsi="Times New Roman"/>
-          <w:sz w:val="20"/>
-          <w:szCs w:val="20"/>
-          <w:lang w:val="ru-RU"/>
-        </w:rPr>
-        <w:t xml:space="preserve">Санаторий </w:t>
-      </w:r>
-      <w:proofErr w:type="spellStart"/>
-      <w:r>
-        <w:rPr>
-          <w:rFonts w:ascii="Times New Roman" w:hAnsi="Times New Roman"/>
-          <w:sz w:val="20"/>
-          <w:szCs w:val="20"/>
-          <w:lang w:val="ru-RU"/>
-        </w:rPr>
-        <w:t>Крутушка</w:t>
-      </w:r>
-      <w:proofErr w:type="spellEnd"/>
-      <w:r>
-        <w:rPr>
-          <w:rFonts w:ascii="Times New Roman" w:hAnsi="Times New Roman"/>
-          <w:sz w:val="20"/>
-          <w:szCs w:val="20"/>
-          <w:lang w:val="ru-RU"/>
-        </w:rPr>
-        <w:t>»</w:t>
-      </w:r>
-      <w:r>
-        <w:rPr>
-          <w:rFonts w:ascii="Times New Roman" w:hAnsi="Times New Roman"/>
-          <w:sz w:val="20"/>
-          <w:szCs w:val="20"/>
-          <w:lang w:val="ru-RU"/>
-        </w:rPr>
-        <w:t xml:space="preserve">: </w:t>
+        <w:t xml:space="preserve">ИП </w:t>
+      </w:r>
+      <w:r>
+        <w:rPr>
+          <w:rFonts w:ascii="Times New Roman" w:hAnsi="Times New Roman"/>
+          <w:sz w:val="21"/>
+          <w:szCs w:val="21"/>
+          <w:lang w:val="ru-RU"/>
+        </w:rPr>
+        <w:t>{{</w:t>
+      </w:r>
+      <w:r>
+        <w:rPr>
+          <w:rFonts w:ascii="Times New Roman" w:hAnsi="Times New Roman"/>
+          <w:sz w:val="21"/>
+          <w:szCs w:val="21"/>
+        </w:rPr>
+        <w:t>IP</w:t>
+      </w:r>
+      <w:r>
+        <w:rPr>
+          <w:rFonts w:ascii="Times New Roman" w:hAnsi="Times New Roman"/>
+          <w:sz w:val="21"/>
+          <w:szCs w:val="21"/>
+          <w:lang w:val="ru-RU"/>
+        </w:rPr>
+        <w:t>_</w:t>
+      </w:r>
+      <w:r>
+        <w:rPr>
+          <w:rFonts w:ascii="Times New Roman" w:hAnsi="Times New Roman"/>
+          <w:sz w:val="21"/>
+          <w:szCs w:val="21"/>
+        </w:rPr>
+        <w:t>FIO</w:t>
+      </w:r>
+      <w:r>
+        <w:rPr>
+          <w:rFonts w:ascii="Times New Roman" w:hAnsi="Times New Roman"/>
+          <w:sz w:val="21"/>
+          <w:szCs w:val="21"/>
+          <w:lang w:val="ru-RU"/>
+        </w:rPr>
+        <w:t>}}</w:t>
+      </w:r>
+      <w:r>
+        <w:rPr>
+          <w:rFonts w:ascii="Times New Roman" w:hAnsi="Times New Roman"/>
+          <w:sz w:val="20"/>
+          <w:szCs w:val="20"/>
+          <w:lang w:val="ru-RU"/>
+        </w:rPr>
+        <w:t>:</w:t>
       </w:r>
     </w:p>
     <w:p>
@@ -3695,6 +3712,7 @@
           <w:rFonts w:ascii="Times New Roman" w:hAnsi="Times New Roman"/>
           <w:sz w:val="21"/>
           <w:szCs w:val="21"/>
+          <w:lang w:val="ru-RU"/>
         </w:rPr>
         <w:t>{{</w:t>
       </w:r>
@@ -3711,6 +3729,7 @@
           <w:rFonts w:ascii="Times New Roman" w:hAnsi="Times New Roman"/>
           <w:sz w:val="21"/>
           <w:szCs w:val="21"/>
+          <w:lang w:val="ru-RU"/>
         </w:rPr>
         <w:t>}}</w:t>
       </w:r>
@@ -4137,7 +4156,7 @@
     <w:tbl>
       <w:tblPr>
         <w:tblStyle w:val="a4"/>
-        <w:tblW w:w="10348" w:type="dxa"/>
+        <w:tblW w:w="0" w:type="auto"/>
         <w:tblBorders>
           <w:top w:val="none" w:sz="0" w:space="0" w:color="auto"/>
           <w:left w:val="none" w:sz="0" w:space="0" w:color="auto"/>
@@ -4149,8 +4168,8 @@
         <w:tblLook w:val="04A0" w:firstRow="1" w:lastRow="0" w:firstColumn="1" w:lastColumn="0" w:noHBand="0" w:noVBand="1"/>
       </w:tblPr>
       <w:tblGrid>
-        <w:gridCol w:w="5812"/>
-        <w:gridCol w:w="4536"/>
+        <w:gridCol w:w="5180"/>
+        <w:gridCol w:w="5180"/>
       </w:tblGrid>
       <w:tr>
         <w:trPr>
@@ -4158,7 +4177,7 @@
         </w:trPr>
         <w:tc>
           <w:tcPr>
-            <w:tcW w:w="5812" w:type="dxa"/>
+            <w:tcW w:w="5180" w:type="dxa"/>
           </w:tcPr>
           <w:p>
             <w:pPr>
@@ -4306,28 +4325,6 @@
                 <w:lang w:val="ru-RU"/>
               </w:rPr>
             </w:pPr>
-          </w:p>
-          <w:p>
-            <w:pPr>
-              <w:spacing w:after="0" w:line="240" w:lineRule="auto"/>
-              <w:rPr>
-                <w:rFonts w:ascii="Times New Roman" w:hAnsi="Times New Roman" w:cs="Times New Roman"/>
-                <w:sz w:val="20"/>
-                <w:szCs w:val="20"/>
-                <w:lang w:val="ru-RU"/>
-              </w:rPr>
-            </w:pPr>
-          </w:p>
-          <w:p>
-            <w:pPr>
-              <w:spacing w:after="0" w:line="240" w:lineRule="auto"/>
-              <w:rPr>
-                <w:rFonts w:ascii="Times New Roman" w:hAnsi="Times New Roman" w:cs="Times New Roman"/>
-                <w:sz w:val="20"/>
-                <w:szCs w:val="20"/>
-                <w:lang w:val="ru-RU"/>
-              </w:rPr>
-            </w:pPr>
             <w:r>
               <w:rPr>
                 <w:rFonts w:ascii="Times New Roman" w:hAnsi="Times New Roman" w:cs="Times New Roman"/>
@@ -4351,7 +4348,6 @@
             <w:r>
               <w:rPr>
                 <w:rFonts w:ascii="Times New Roman" w:hAnsi="Times New Roman" w:cs="Times New Roman"/>
-                <w:bCs/>
                 <w:sz w:val="20"/>
                 <w:szCs w:val="20"/>
                 <w:lang w:val="ru-RU"/>
@@ -4361,7 +4357,6 @@
             <w:r>
               <w:rPr>
                 <w:rFonts w:ascii="Times New Roman" w:hAnsi="Times New Roman" w:cs="Times New Roman"/>
-                <w:bCs/>
                 <w:sz w:val="20"/>
                 <w:szCs w:val="20"/>
                 <w:lang w:val="ru-RU"/>
@@ -4371,7 +4366,6 @@
             <w:r>
               <w:rPr>
                 <w:rFonts w:ascii="Times New Roman" w:hAnsi="Times New Roman" w:cs="Times New Roman"/>
-                <w:bCs/>
                 <w:sz w:val="20"/>
                 <w:szCs w:val="20"/>
               </w:rPr>
@@ -4380,7 +4374,6 @@
             <w:r>
               <w:rPr>
                 <w:rFonts w:ascii="Times New Roman" w:hAnsi="Times New Roman" w:cs="Times New Roman"/>
-                <w:bCs/>
                 <w:sz w:val="20"/>
                 <w:szCs w:val="20"/>
                 <w:lang w:val="ru-RU"/>
@@ -4390,7 +4383,6 @@
             <w:r>
               <w:rPr>
                 <w:rFonts w:ascii="Times New Roman" w:hAnsi="Times New Roman" w:cs="Times New Roman"/>
-                <w:bCs/>
                 <w:sz w:val="20"/>
                 <w:szCs w:val="20"/>
               </w:rPr>
@@ -4399,7 +4391,6 @@
             <w:r>
               <w:rPr>
                 <w:rFonts w:ascii="Times New Roman" w:hAnsi="Times New Roman" w:cs="Times New Roman"/>
-                <w:bCs/>
                 <w:sz w:val="20"/>
                 <w:szCs w:val="20"/>
                 <w:lang w:val="ru-RU"/>
@@ -4409,17 +4400,24 @@
             <w:r>
               <w:rPr>
                 <w:rFonts w:ascii="Times New Roman" w:hAnsi="Times New Roman" w:cs="Times New Roman"/>
-                <w:bCs/>
-                <w:sz w:val="20"/>
-                <w:szCs w:val="20"/>
-                <w:lang w:val="ru-RU"/>
-              </w:rPr>
-              <w:t xml:space="preserve"> от </w:t>
+                <w:sz w:val="20"/>
+                <w:szCs w:val="20"/>
+                <w:lang w:val="ru-RU"/>
+              </w:rPr>
+              <w:t xml:space="preserve"> </w:t>
             </w:r>
             <w:r>
               <w:rPr>
                 <w:rFonts w:ascii="Times New Roman" w:hAnsi="Times New Roman" w:cs="Times New Roman"/>
-                <w:bCs/>
+                <w:sz w:val="20"/>
+                <w:szCs w:val="20"/>
+                <w:lang w:val="ru-RU"/>
+              </w:rPr>
+              <w:t xml:space="preserve">от </w:t>
+            </w:r>
+            <w:r>
+              <w:rPr>
+                <w:rFonts w:ascii="Times New Roman" w:hAnsi="Times New Roman" w:cs="Times New Roman"/>
                 <w:sz w:val="20"/>
                 <w:szCs w:val="20"/>
                 <w:lang w:val="ru-RU"/>
@@ -4429,7 +4427,6 @@
             <w:r>
               <w:rPr>
                 <w:rFonts w:ascii="Times New Roman" w:hAnsi="Times New Roman" w:cs="Times New Roman"/>
-                <w:bCs/>
                 <w:sz w:val="20"/>
                 <w:szCs w:val="20"/>
               </w:rPr>
@@ -4438,7 +4435,6 @@
             <w:r>
               <w:rPr>
                 <w:rFonts w:ascii="Times New Roman" w:hAnsi="Times New Roman" w:cs="Times New Roman"/>
-                <w:bCs/>
                 <w:sz w:val="20"/>
                 <w:szCs w:val="20"/>
                 <w:lang w:val="ru-RU"/>
@@ -4448,7 +4444,6 @@
             <w:r>
               <w:rPr>
                 <w:rFonts w:ascii="Times New Roman" w:hAnsi="Times New Roman" w:cs="Times New Roman"/>
-                <w:bCs/>
                 <w:sz w:val="20"/>
                 <w:szCs w:val="20"/>
               </w:rPr>
@@ -4457,7 +4452,6 @@
             <w:r>
               <w:rPr>
                 <w:rFonts w:ascii="Times New Roman" w:hAnsi="Times New Roman" w:cs="Times New Roman"/>
-                <w:bCs/>
                 <w:sz w:val="20"/>
                 <w:szCs w:val="20"/>
                 <w:lang w:val="ru-RU"/>
@@ -4467,7 +4461,15 @@
             <w:r>
               <w:rPr>
                 <w:rFonts w:ascii="Times New Roman" w:hAnsi="Times New Roman" w:cs="Times New Roman"/>
-                <w:bCs/>
+                <w:sz w:val="20"/>
+                <w:szCs w:val="20"/>
+                <w:lang w:val="ru-RU"/>
+              </w:rPr>
+              <w:t xml:space="preserve"> </w:t>
+            </w:r>
+            <w:r>
+              <w:rPr>
+                <w:rFonts w:ascii="Times New Roman" w:hAnsi="Times New Roman" w:cs="Times New Roman"/>
                 <w:sz w:val="20"/>
                 <w:szCs w:val="20"/>
                 <w:lang w:val="ru-RU"/>
@@ -4478,111 +4480,73 @@
         </w:tc>
         <w:tc>
           <w:tcPr>
-            <w:tcW w:w="4536" w:type="dxa"/>
+            <w:tcW w:w="5180" w:type="dxa"/>
           </w:tcPr>
           <w:p>
             <w:pPr>
-              <w:pBdr>
-                <w:top w:val="nil"/>
-                <w:left w:val="nil"/>
-                <w:bottom w:val="nil"/>
-                <w:right w:val="nil"/>
-                <w:between w:val="nil"/>
-              </w:pBdr>
-              <w:tabs>
-                <w:tab w:val="left" w:pos="567"/>
-              </w:tabs>
-              <w:spacing w:before="120" w:after="120"/>
-              <w:rPr>
-                <w:rFonts w:ascii="Times New Roman" w:eastAsia="Times New Roman" w:hAnsi="Times New Roman" w:cs="Times New Roman"/>
+              <w:spacing w:after="0" w:line="240" w:lineRule="auto"/>
+              <w:rPr>
+                <w:rFonts w:ascii="Times New Roman" w:hAnsi="Times New Roman" w:cs="Times New Roman"/>
                 <w:b/>
-                <w:sz w:val="21"/>
-                <w:szCs w:val="21"/>
+                <w:sz w:val="20"/>
+                <w:szCs w:val="20"/>
                 <w:lang w:val="ru-RU"/>
               </w:rPr>
             </w:pPr>
             <w:r>
               <w:rPr>
-                <w:rFonts w:ascii="Times New Roman" w:eastAsia="Times New Roman" w:hAnsi="Times New Roman" w:cs="Times New Roman"/>
+                <w:rFonts w:ascii="Times New Roman" w:hAnsi="Times New Roman"/>
                 <w:b/>
-                <w:sz w:val="21"/>
-                <w:szCs w:val="21"/>
+                <w:sz w:val="20"/>
+                <w:szCs w:val="20"/>
+                <w:lang w:val="ru-RU"/>
+              </w:rPr>
+              <w:t xml:space="preserve">ИП </w:t>
+            </w:r>
+            <w:r>
+              <w:rPr>
+                <w:rFonts w:ascii="Times New Roman" w:hAnsi="Times New Roman" w:cs="Times New Roman"/>
+                <w:b/>
+                <w:sz w:val="20"/>
+                <w:szCs w:val="20"/>
                 <w:lang w:val="ru-RU"/>
               </w:rPr>
               <w:t>{{</w:t>
             </w:r>
             <w:r>
               <w:rPr>
-                <w:rFonts w:ascii="Times New Roman" w:eastAsia="Times New Roman" w:hAnsi="Times New Roman" w:cs="Times New Roman"/>
+                <w:rFonts w:ascii="Times New Roman" w:hAnsi="Times New Roman" w:cs="Times New Roman"/>
                 <w:b/>
-                <w:sz w:val="21"/>
-                <w:szCs w:val="21"/>
-              </w:rPr>
-              <w:t>FORM</w:t>
+                <w:sz w:val="20"/>
+                <w:szCs w:val="20"/>
+              </w:rPr>
+              <w:t>IP</w:t>
             </w:r>
             <w:r>
               <w:rPr>
-                <w:rFonts w:ascii="Times New Roman" w:eastAsia="Times New Roman" w:hAnsi="Times New Roman" w:cs="Times New Roman"/>
+                <w:rFonts w:ascii="Times New Roman" w:hAnsi="Times New Roman" w:cs="Times New Roman"/>
                 <w:b/>
-                <w:sz w:val="21"/>
-                <w:szCs w:val="21"/>
+                <w:sz w:val="20"/>
+                <w:szCs w:val="20"/>
                 <w:lang w:val="ru-RU"/>
               </w:rPr>
               <w:t>_</w:t>
             </w:r>
             <w:r>
               <w:rPr>
-                <w:rFonts w:ascii="Times New Roman" w:eastAsia="Times New Roman" w:hAnsi="Times New Roman" w:cs="Times New Roman"/>
+                <w:rFonts w:ascii="Times New Roman" w:hAnsi="Times New Roman" w:cs="Times New Roman"/>
                 <w:b/>
-                <w:sz w:val="21"/>
-                <w:szCs w:val="21"/>
-              </w:rPr>
-              <w:t>S</w:t>
+                <w:sz w:val="20"/>
+                <w:szCs w:val="20"/>
+              </w:rPr>
+              <w:t>FIO</w:t>
             </w:r>
             <w:r>
               <w:rPr>
-                <w:rFonts w:ascii="Times New Roman" w:eastAsia="Times New Roman" w:hAnsi="Times New Roman" w:cs="Times New Roman"/>
+                <w:rFonts w:ascii="Times New Roman" w:hAnsi="Times New Roman" w:cs="Times New Roman"/>
                 <w:b/>
-                <w:sz w:val="21"/>
-                <w:szCs w:val="21"/>
-                <w:lang w:val="ru-RU"/>
-              </w:rPr>
-              <w:t>}} {{</w:t>
-            </w:r>
-            <w:r>
-              <w:rPr>
-                <w:rFonts w:ascii="Times New Roman" w:eastAsia="Times New Roman" w:hAnsi="Times New Roman" w:cs="Times New Roman"/>
-                <w:b/>
-                <w:sz w:val="21"/>
-                <w:szCs w:val="21"/>
-              </w:rPr>
-              <w:t>OOO</w:t>
-            </w:r>
-            <w:r>
-              <w:rPr>
-                <w:rFonts w:ascii="Times New Roman" w:eastAsia="Times New Roman" w:hAnsi="Times New Roman" w:cs="Times New Roman"/>
-                <w:b/>
-                <w:sz w:val="21"/>
-                <w:szCs w:val="21"/>
-                <w:lang w:val="ru-RU"/>
-              </w:rPr>
-              <w:t>_</w:t>
-            </w:r>
-            <w:r>
-              <w:rPr>
-                <w:rFonts w:ascii="Times New Roman" w:eastAsia="Times New Roman" w:hAnsi="Times New Roman" w:cs="Times New Roman"/>
-                <w:b/>
-                <w:sz w:val="21"/>
-                <w:szCs w:val="21"/>
-              </w:rPr>
-              <w:t>NAME</w:t>
-            </w:r>
-            <w:r>
-              <w:rPr>
-                <w:rFonts w:ascii="Times New Roman" w:eastAsia="Times New Roman" w:hAnsi="Times New Roman" w:cs="Times New Roman"/>
-                <w:b/>
-                <w:sz w:val="21"/>
-                <w:szCs w:val="21"/>
+                <w:sz w:val="20"/>
+                <w:szCs w:val="20"/>
                 <w:lang w:val="ru-RU"/>
               </w:rPr>
               <w:t>}}</w:t>
@@ -4605,7 +4569,25 @@
                 <w:szCs w:val="20"/>
                 <w:lang w:val="ru-RU"/>
               </w:rPr>
-              <w:t xml:space="preserve">ОГРН </w:t>
+              <w:t>ОГРН</w:t>
+            </w:r>
+            <w:r>
+              <w:rPr>
+                <w:rFonts w:ascii="Times New Roman" w:hAnsi="Times New Roman" w:cs="Times New Roman"/>
+                <w:sz w:val="20"/>
+                <w:szCs w:val="20"/>
+                <w:lang w:val="ru-RU"/>
+              </w:rPr>
+              <w:t>ИП</w:t>
+            </w:r>
+            <w:r>
+              <w:rPr>
+                <w:rFonts w:ascii="Times New Roman" w:hAnsi="Times New Roman" w:cs="Times New Roman"/>
+                <w:sz w:val="20"/>
+                <w:szCs w:val="20"/>
+                <w:lang w:val="ru-RU"/>
+              </w:rPr>
+              <w:t xml:space="preserve"> </w:t>
             </w:r>
             <w:r>
               <w:rPr>
@@ -4651,7 +4633,7 @@
                 <w:szCs w:val="20"/>
                 <w:lang w:val="ru-RU"/>
               </w:rPr>
-              <w:t xml:space="preserve">ИНН: </w:t>
+              <w:t>ИНН</w:t>
             </w:r>
             <w:r>
               <w:rPr>
@@ -4679,6 +4661,37 @@
               </w:rPr>
               <w:t>}}</w:t>
             </w:r>
+            <w:bookmarkStart w:id="1" w:name="_GoBack"/>
+            <w:bookmarkEnd w:id="1"/>
+          </w:p>
+          <w:p>
+            <w:pPr>
+              <w:spacing w:after="0" w:line="240" w:lineRule="auto"/>
+              <w:rPr>
+                <w:rFonts w:ascii="Times New Roman" w:hAnsi="Times New Roman" w:cs="Times New Roman"/>
+                <w:sz w:val="20"/>
+                <w:szCs w:val="20"/>
+                <w:lang w:val="ru-RU"/>
+              </w:rPr>
+            </w:pPr>
+            <w:r>
+              <w:rPr>
+                <w:rFonts w:ascii="Times New Roman" w:hAnsi="Times New Roman" w:cs="Times New Roman"/>
+                <w:sz w:val="20"/>
+                <w:szCs w:val="20"/>
+                <w:lang w:val="ru-RU"/>
+              </w:rPr>
+              <w:t xml:space="preserve">Место </w:t>
+            </w:r>
+            <w:r>
+              <w:rPr>
+                <w:rFonts w:ascii="Times New Roman" w:hAnsi="Times New Roman" w:cs="Times New Roman"/>
+                <w:sz w:val="20"/>
+                <w:szCs w:val="20"/>
+                <w:lang w:val="ru-RU"/>
+              </w:rPr>
+              <w:t>нахождения:</w:t>
+            </w:r>
             <w:r>
               <w:rPr>
                 <w:rFonts w:ascii="Times New Roman" w:hAnsi="Times New Roman" w:cs="Times New Roman"/>
@@ -4695,24 +4708,6 @@
                 <w:szCs w:val="20"/>
                 <w:lang w:val="ru-RU"/>
               </w:rPr>
-              <w:t>/</w:t>
-            </w:r>
-            <w:r>
-              <w:rPr>
-                <w:rFonts w:ascii="Times New Roman" w:hAnsi="Times New Roman" w:cs="Times New Roman"/>
-                <w:sz w:val="20"/>
-                <w:szCs w:val="20"/>
-                <w:lang w:val="ru-RU"/>
-              </w:rPr>
-              <w:t xml:space="preserve"> </w:t>
-            </w:r>
-            <w:r>
-              <w:rPr>
-                <w:rFonts w:ascii="Times New Roman" w:hAnsi="Times New Roman" w:cs="Times New Roman"/>
-                <w:sz w:val="20"/>
-                <w:szCs w:val="20"/>
-                <w:lang w:val="ru-RU"/>
-              </w:rPr>
               <w:t>{{</w:t>
             </w:r>
             <w:r>
@@ -4721,7 +4716,7 @@
                 <w:sz w:val="20"/>
                 <w:szCs w:val="20"/>
               </w:rPr>
-              <w:t>KPP</w:t>
+              <w:t>ADDRESS</w:t>
             </w:r>
             <w:r>
               <w:rPr>
@@ -4738,141 +4733,8 @@
               <w:spacing w:after="0" w:line="240" w:lineRule="auto"/>
               <w:rPr>
                 <w:rFonts w:ascii="Times New Roman" w:hAnsi="Times New Roman" w:cs="Times New Roman"/>
-                <w:sz w:val="20"/>
-                <w:szCs w:val="20"/>
-                <w:lang w:val="ru-RU"/>
-              </w:rPr>
-            </w:pPr>
-            <w:r>
-              <w:rPr>
-                <w:rFonts w:ascii="Times New Roman" w:hAnsi="Times New Roman" w:cs="Times New Roman"/>
-                <w:sz w:val="20"/>
-                <w:szCs w:val="20"/>
-                <w:lang w:val="ru-RU"/>
-              </w:rPr>
-              <w:t xml:space="preserve">Место нахождения: </w:t>
-            </w:r>
-            <w:r>
-              <w:rPr>
-                <w:rFonts w:ascii="Times New Roman" w:hAnsi="Times New Roman" w:cs="Times New Roman"/>
-                <w:sz w:val="20"/>
-                <w:szCs w:val="20"/>
-                <w:lang w:val="ru-RU"/>
-              </w:rPr>
-              <w:t>{{</w:t>
-            </w:r>
-            <w:r>
-              <w:rPr>
-                <w:rFonts w:ascii="Times New Roman" w:hAnsi="Times New Roman" w:cs="Times New Roman"/>
-                <w:sz w:val="20"/>
-                <w:szCs w:val="20"/>
-              </w:rPr>
-              <w:t>ADDRESS</w:t>
-            </w:r>
-            <w:r>
-              <w:rPr>
-                <w:rFonts w:ascii="Times New Roman" w:hAnsi="Times New Roman" w:cs="Times New Roman"/>
-                <w:sz w:val="20"/>
-                <w:szCs w:val="20"/>
-                <w:lang w:val="ru-RU"/>
-              </w:rPr>
-              <w:t>}}</w:t>
-            </w:r>
-          </w:p>
-          <w:p>
-            <w:pPr>
-              <w:pBdr>
-                <w:top w:val="nil"/>
-                <w:left w:val="nil"/>
-                <w:bottom w:val="nil"/>
-                <w:right w:val="nil"/>
-                <w:between w:val="nil"/>
-              </w:pBdr>
-              <w:spacing w:after="0" w:line="240" w:lineRule="auto"/>
-              <w:rPr>
-                <w:rFonts w:ascii="Times New Roman" w:hAnsi="Times New Roman" w:cs="Times New Roman"/>
-                <w:sz w:val="20"/>
-                <w:szCs w:val="20"/>
-                <w:lang w:val="ru-RU"/>
-              </w:rPr>
-            </w:pPr>
-            <w:r>
-              <w:rPr>
-                <w:rFonts w:ascii="Times New Roman" w:hAnsi="Times New Roman" w:cs="Times New Roman"/>
-                <w:sz w:val="20"/>
-                <w:szCs w:val="20"/>
-                <w:lang w:val="ru-RU"/>
-              </w:rPr>
-              <w:t xml:space="preserve">E-mail: </w:t>
-            </w:r>
-            <w:hyperlink r:id="rId5" w:history="1">
-              <w:r>
-                <w:rPr>
-                  <w:rFonts w:ascii="Times New Roman" w:hAnsi="Times New Roman" w:cs="Times New Roman"/>
-                  <w:sz w:val="20"/>
-                  <w:szCs w:val="20"/>
-                  <w:lang w:val="ru-RU"/>
-                </w:rPr>
-                <w:t>{{</w:t>
-              </w:r>
-              <w:r>
-                <w:rPr>
-                  <w:rFonts w:ascii="Times New Roman" w:hAnsi="Times New Roman" w:cs="Times New Roman"/>
-                  <w:sz w:val="20"/>
-                  <w:szCs w:val="20"/>
-                </w:rPr>
-                <w:t>MAIL</w:t>
-              </w:r>
-              <w:r>
-                <w:rPr>
-                  <w:rFonts w:ascii="Times New Roman" w:hAnsi="Times New Roman" w:cs="Times New Roman"/>
-                  <w:sz w:val="20"/>
-                  <w:szCs w:val="20"/>
-                  <w:lang w:val="ru-RU"/>
-                </w:rPr>
-                <w:t>}}</w:t>
-              </w:r>
-            </w:hyperlink>
-            <w:r>
-              <w:rPr>
-                <w:rFonts w:ascii="Times New Roman" w:hAnsi="Times New Roman" w:cs="Times New Roman"/>
-                <w:sz w:val="20"/>
-                <w:szCs w:val="20"/>
-                <w:lang w:val="ru-RU"/>
-              </w:rPr>
-              <w:br/>
-            </w:r>
-          </w:p>
-          <w:p>
-            <w:pPr>
-              <w:pBdr>
-                <w:top w:val="nil"/>
-                <w:left w:val="nil"/>
-                <w:bottom w:val="nil"/>
-                <w:right w:val="nil"/>
-                <w:between w:val="nil"/>
-              </w:pBdr>
-              <w:spacing w:after="0" w:line="240" w:lineRule="auto"/>
-              <w:rPr>
-                <w:rFonts w:ascii="Times New Roman" w:hAnsi="Times New Roman" w:cs="Times New Roman"/>
-                <w:sz w:val="20"/>
-                <w:szCs w:val="20"/>
-              </w:rPr>
-            </w:pPr>
-            <w:r>
-              <w:rPr>
-                <w:rFonts w:ascii="Times New Roman" w:hAnsi="Times New Roman" w:cs="Times New Roman"/>
-                <w:sz w:val="20"/>
-                <w:szCs w:val="20"/>
-              </w:rPr>
-              <w:t>{{DOL}}</w:t>
-            </w:r>
-          </w:p>
-          <w:p>
-            <w:pPr>
-              <w:spacing w:after="0" w:line="240" w:lineRule="auto"/>
-              <w:rPr>
-                <w:rFonts w:ascii="Times New Roman" w:hAnsi="Times New Roman" w:cs="Times New Roman"/>
+                <w:b/>
+                <w:bCs/>
                 <w:sz w:val="20"/>
                 <w:szCs w:val="20"/>
                 <w:lang w:val="ru-RU"/>
@@ -4884,6 +4746,34 @@
               <w:spacing w:after="0" w:line="240" w:lineRule="auto"/>
               <w:rPr>
                 <w:rFonts w:ascii="Times New Roman" w:hAnsi="Times New Roman" w:cs="Times New Roman"/>
+                <w:b/>
+                <w:bCs/>
+                <w:sz w:val="20"/>
+                <w:szCs w:val="20"/>
+                <w:lang w:val="ru-RU"/>
+              </w:rPr>
+            </w:pPr>
+          </w:p>
+          <w:p>
+            <w:pPr>
+              <w:spacing w:after="0" w:line="240" w:lineRule="auto"/>
+              <w:rPr>
+                <w:rFonts w:ascii="Times New Roman" w:hAnsi="Times New Roman" w:cs="Times New Roman"/>
+                <w:b/>
+                <w:bCs/>
+                <w:sz w:val="20"/>
+                <w:szCs w:val="20"/>
+                <w:lang w:val="ru-RU"/>
+              </w:rPr>
+            </w:pPr>
+          </w:p>
+          <w:p>
+            <w:pPr>
+              <w:spacing w:after="0" w:line="240" w:lineRule="auto"/>
+              <w:rPr>
+                <w:rFonts w:ascii="Times New Roman" w:hAnsi="Times New Roman" w:cs="Times New Roman"/>
+                <w:b/>
+                <w:bCs/>
                 <w:sz w:val="20"/>
                 <w:szCs w:val="20"/>
                 <w:lang w:val="ru-RU"/>
@@ -4898,13 +4788,14 @@
         </w:trPr>
         <w:tc>
           <w:tcPr>
-            <w:tcW w:w="5812" w:type="dxa"/>
+            <w:tcW w:w="5180" w:type="dxa"/>
           </w:tcPr>
           <w:p>
             <w:pPr>
               <w:pStyle w:val="1"/>
               <w:ind w:left="0" w:right="0" w:firstLine="0"/>
               <w:jc w:val="left"/>
+              <w:outlineLvl w:val="0"/>
               <w:rPr>
                 <w:rFonts w:ascii="Times New Roman" w:hAnsi="Times New Roman" w:cs="Times New Roman"/>
                 <w:b w:val="0"/>
@@ -4937,29 +4828,19 @@
             </w:r>
             <w:r>
               <w:rPr>
-                <w:rStyle w:val="s1"/>
+                <w:rFonts w:ascii="Times New Roman" w:hAnsi="Times New Roman" w:cs="Times New Roman"/>
+                <w:lang w:val="ru-RU"/>
+              </w:rPr>
+              <w:t xml:space="preserve"> Сагдиева Р.Р.</w:t>
+            </w:r>
+            <w:r>
+              <w:rPr>
                 <w:rFonts w:ascii="Times New Roman" w:hAnsi="Times New Roman" w:cs="Times New Roman"/>
                 <w:b/>
                 <w:bCs/>
-                <w:sz w:val="21"/>
-                <w:szCs w:val="21"/>
-                <w:shd w:val="clear" w:color="auto" w:fill="FFFFFF"/>
-                <w:lang w:val="ru-RU"/>
-              </w:rPr>
-              <w:t>Сагдиева</w:t>
-            </w:r>
-            <w:r>
-              <w:rPr>
-                <w:rStyle w:val="s1"/>
-                <w:rFonts w:ascii="Times New Roman" w:hAnsi="Times New Roman" w:cs="Times New Roman"/>
-                <w:b/>
-                <w:bCs/>
-                <w:sz w:val="21"/>
-                <w:szCs w:val="21"/>
-                <w:shd w:val="clear" w:color="auto" w:fill="FFFFFF"/>
-                <w:lang w:val="ru-RU"/>
-              </w:rPr>
-              <w:t xml:space="preserve"> Р.Р.</w:t>
+                <w:lang w:val="ru-RU"/>
+              </w:rPr>
+              <w:t xml:space="preserve"> </w:t>
             </w:r>
             <w:r>
               <w:rPr>
@@ -4988,65 +4869,109 @@
         </w:tc>
         <w:tc>
           <w:tcPr>
-            <w:tcW w:w="4536" w:type="dxa"/>
+            <w:tcW w:w="5180" w:type="dxa"/>
           </w:tcPr>
           <w:p>
             <w:pPr>
-              <w:pBdr>
-                <w:top w:val="nil"/>
-                <w:left w:val="nil"/>
-                <w:bottom w:val="nil"/>
-                <w:right w:val="nil"/>
-                <w:between w:val="nil"/>
-              </w:pBdr>
-              <w:tabs>
-                <w:tab w:val="left" w:pos="567"/>
-              </w:tabs>
-              <w:spacing w:after="0"/>
-              <w:rPr>
-                <w:rStyle w:val="s1"/>
-                <w:b/>
-                <w:bCs/>
+              <w:spacing w:after="0" w:line="240" w:lineRule="auto"/>
+              <w:rPr>
+                <w:rFonts w:ascii="Times New Roman" w:hAnsi="Times New Roman" w:cs="Times New Roman"/>
+                <w:sz w:val="20"/>
+                <w:szCs w:val="20"/>
                 <w:lang w:val="ru-RU"/>
               </w:rPr>
             </w:pPr>
             <w:r>
               <w:rPr>
-                <w:rFonts w:ascii="Times New Roman" w:eastAsia="Times New Roman" w:hAnsi="Times New Roman" w:cs="Times New Roman"/>
-                <w:sz w:val="21"/>
-                <w:szCs w:val="21"/>
-                <w:lang w:val="ru-RU"/>
-              </w:rPr>
-              <w:t>_____________________/</w:t>
+                <w:rFonts w:ascii="Times New Roman" w:hAnsi="Times New Roman" w:cs="Times New Roman"/>
+                <w:sz w:val="20"/>
+                <w:szCs w:val="20"/>
+                <w:lang w:val="ru-RU"/>
+              </w:rPr>
+              <w:t xml:space="preserve"> </w:t>
+            </w:r>
+          </w:p>
+          <w:p>
+            <w:pPr>
+              <w:spacing w:after="0" w:line="240" w:lineRule="auto"/>
+              <w:rPr>
+                <w:rFonts w:ascii="Times New Roman" w:hAnsi="Times New Roman" w:cs="Times New Roman"/>
+                <w:sz w:val="20"/>
+                <w:szCs w:val="20"/>
+                <w:lang w:val="ru-RU"/>
+              </w:rPr>
+            </w:pPr>
+            <w:r>
+              <w:rPr>
+                <w:rFonts w:ascii="Times New Roman" w:hAnsi="Times New Roman" w:cs="Times New Roman"/>
+                <w:sz w:val="20"/>
+                <w:szCs w:val="20"/>
+                <w:lang w:val="ru-RU"/>
+              </w:rPr>
+              <w:t xml:space="preserve">____________________ </w:t>
             </w:r>
             <w:r>
               <w:rPr>
-                <w:rStyle w:val="s1"/>
-                <w:rFonts w:ascii="Times New Roman" w:hAnsi="Times New Roman" w:cs="Times New Roman"/>
-                <w:b/>
-                <w:bCs/>
-                <w:shd w:val="clear" w:color="auto" w:fill="FFFFFF"/>
-              </w:rPr>
-              <w:t>{</w:t>
+                <w:rFonts w:ascii="Times New Roman" w:hAnsi="Times New Roman" w:cs="Times New Roman"/>
+                <w:sz w:val="20"/>
+                <w:szCs w:val="20"/>
+                <w:lang w:val="ru-RU"/>
+              </w:rPr>
+              <w:t>/</w:t>
             </w:r>
             <w:r>
               <w:rPr>
-                <w:rStyle w:val="s1"/>
                 <w:rFonts w:ascii="Times New Roman" w:hAnsi="Times New Roman" w:cs="Times New Roman"/>
                 <w:b/>
-                <w:shd w:val="clear" w:color="auto" w:fill="FFFFFF"/>
-              </w:rPr>
-              <w:t>{FIO_SHORT}}</w:t>
+                <w:sz w:val="20"/>
+                <w:szCs w:val="20"/>
+                <w:lang w:val="ru-RU"/>
+              </w:rPr>
+              <w:t>{{</w:t>
             </w:r>
             <w:r>
               <w:rPr>
-                <w:rStyle w:val="s1"/>
                 <w:rFonts w:ascii="Times New Roman" w:hAnsi="Times New Roman" w:cs="Times New Roman"/>
                 <w:b/>
-                <w:bCs/>
-                <w:sz w:val="21"/>
-                <w:szCs w:val="21"/>
-                <w:shd w:val="clear" w:color="auto" w:fill="FFFFFF"/>
+                <w:sz w:val="20"/>
+                <w:szCs w:val="20"/>
+              </w:rPr>
+              <w:t>FIO</w:t>
+            </w:r>
+            <w:r>
+              <w:rPr>
+                <w:rFonts w:ascii="Times New Roman" w:hAnsi="Times New Roman" w:cs="Times New Roman"/>
+                <w:b/>
+                <w:sz w:val="20"/>
+                <w:szCs w:val="20"/>
+                <w:lang w:val="ru-RU"/>
+              </w:rPr>
+              <w:t>_</w:t>
+            </w:r>
+            <w:r>
+              <w:rPr>
+                <w:rFonts w:ascii="Times New Roman" w:hAnsi="Times New Roman" w:cs="Times New Roman"/>
+                <w:b/>
+                <w:sz w:val="20"/>
+                <w:szCs w:val="20"/>
+              </w:rPr>
+              <w:t>SHORT</w:t>
+            </w:r>
+            <w:r>
+              <w:rPr>
+                <w:rFonts w:ascii="Times New Roman" w:hAnsi="Times New Roman" w:cs="Times New Roman"/>
+                <w:b/>
+                <w:sz w:val="20"/>
+                <w:szCs w:val="20"/>
+                <w:lang w:val="ru-RU"/>
+              </w:rPr>
+              <w:t>}}</w:t>
+            </w:r>
+            <w:r>
+              <w:rPr>
+                <w:rFonts w:ascii="Times New Roman" w:hAnsi="Times New Roman" w:cs="Times New Roman"/>
+                <w:sz w:val="20"/>
+                <w:szCs w:val="20"/>
                 <w:lang w:val="ru-RU"/>
               </w:rPr>
               <w:t>/</w:t>
@@ -5054,18 +4979,26 @@
           </w:p>
           <w:p>
             <w:pPr>
-              <w:spacing w:after="0" w:line="240" w:lineRule="auto"/>
-              <w:rPr>
-                <w:rFonts w:ascii="Times New Roman" w:hAnsi="Times New Roman" w:cs="Times New Roman"/>
+              <w:pStyle w:val="1"/>
+              <w:ind w:left="0" w:right="0" w:firstLine="0"/>
+              <w:jc w:val="left"/>
+              <w:outlineLvl w:val="0"/>
+              <w:rPr>
+                <w:rFonts w:ascii="Times New Roman" w:hAnsi="Times New Roman" w:cs="Times New Roman"/>
+                <w:b w:val="0"/>
+                <w:spacing w:val="0"/>
+                <w:kern w:val="0"/>
                 <w:sz w:val="20"/>
                 <w:szCs w:val="20"/>
               </w:rPr>
             </w:pPr>
             <w:r>
               <w:rPr>
-                <w:rFonts w:ascii="Times New Roman" w:eastAsia="Times New Roman" w:hAnsi="Times New Roman" w:cs="Times New Roman"/>
-                <w:sz w:val="21"/>
-                <w:szCs w:val="21"/>
+                <w:rFonts w:ascii="Times New Roman" w:hAnsi="Times New Roman" w:cs="Times New Roman"/>
+                <w:b w:val="0"/>
+                <w:sz w:val="20"/>
+                <w:szCs w:val="20"/>
+                <w:lang w:val="en-US"/>
               </w:rPr>
               <w:t>{{IP_STAMP_ABBR}}</w:t>
             </w:r>
@@ -5102,7 +5035,7 @@
 </file>
 
 <file path=word/numbering.xml><?xml version="1.0" encoding="utf-8"?>
-<w:numbering xmlns:wpc="http://schemas.microsoft.com/office/word/2010/wordprocessingCanvas" xmlns:cx="http://schemas.microsoft.com/office/drawing/2014/chartex" xmlns:cx1="http://schemas.microsoft.com/office/drawing/2015/9/8/chartex" xmlns:cx2="http://schemas.microsoft.com/office/drawing/2015/10/21/chartex" xmlns:cx3="http://schemas.microsoft.com/office/drawing/2016/5/9/chartex" xmlns:cx4="http://schemas.microsoft.com/office/drawing/2016/5/10/chartex" xmlns:cx5="http://schemas.microsoft.com/office/drawing/2016/5/11/chartex" xmlns:cx6="http://schemas.microsoft.com/office/drawing/2016/5/12/chartex" xmlns:cx7="http://schemas.microsoft.com/office/drawing/2016/5/13/chartex" xmlns:cx8="http://schemas.microsoft.com/office/drawing/2016/5/14/chartex" xmlns:mc="http://schemas.openxmlformats.org/markup-compatibility/2006" xmlns:aink="http://schemas.microsoft.com/office/drawing/2016/ink" xmlns:am3d="http://schemas.microsoft.com/office/drawing/2017/model3d" xmlns:o="urn:schemas-microsoft-com:office:office" xmlns:oel="http://schemas.microsoft.com/office/2019/extlst" xmlns:r="http://schemas.openxmlformats.org/officeDocument/2006/relationships" xmlns:m="http://schemas.openxmlformats.org/officeDocument/2006/math" xmlns:v="urn:schemas-microsoft-com:vml" xmlns:wp14="http://schemas.microsoft.com/office/word/2010/wordprocessingDrawing" xmlns:wp="http://schemas.openxmlformats.org/drawingml/2006/wordprocessingDrawing" xmlns:w10="urn:schemas-microsoft-com:office:word" xmlns:w="http://schemas.openxmlformats.org/wordprocessingml/2006/main" xmlns:w14="http://schemas.microsoft.com/office/word/2010/wordml" xmlns:w15="http://schemas.microsoft.com/office/word/2012/wordml" xmlns:w16cex="http://schemas.microsoft.com/office/word/2018/wordml/cex" xmlns:w16cid="http://schemas.microsoft.com/office/word/2016/wordml/cid" xmlns:w16="http://schemas.microsoft.com/office/word/2018/wordml" xmlns:w16sdtdh="http://schemas.microsoft.com/office/word/2020/wordml/sdtdatahash" xmlns:w16se="http://schemas.microsoft.com/office/word/2015/wordml/symex" xmlns:wpg="http://schemas.microsoft.com/office/word/2010/wordprocessingGroup" xmlns:wpi="http://schemas.microsoft.com/office/word/2010/wordprocessingInk" xmlns:wne="http://schemas.microsoft.com/office/word/2006/wordml" xmlns:wps="http://schemas.microsoft.com/office/word/2010/wordprocessingShape" mc:Ignorable="w14 w15 w16se w16cid w16 w16cex w16sdtdh wp14">
+<w:numbering xmlns:wpc="http://schemas.microsoft.com/office/word/2010/wordprocessingCanvas" xmlns:cx="http://schemas.microsoft.com/office/drawing/2014/chartex" xmlns:cx1="http://schemas.microsoft.com/office/drawing/2015/9/8/chartex" xmlns:mc="http://schemas.openxmlformats.org/markup-compatibility/2006" xmlns:o="urn:schemas-microsoft-com:office:office" xmlns:r="http://schemas.openxmlformats.org/officeDocument/2006/relationships" xmlns:m="http://schemas.openxmlformats.org/officeDocument/2006/math" xmlns:v="urn:schemas-microsoft-com:vml" xmlns:wp14="http://schemas.microsoft.com/office/word/2010/wordprocessingDrawing" xmlns:wp="http://schemas.openxmlformats.org/drawingml/2006/wordprocessingDrawing" xmlns:w10="urn:schemas-microsoft-com:office:word" xmlns:w="http://schemas.openxmlformats.org/wordprocessingml/2006/main" xmlns:w14="http://schemas.microsoft.com/office/word/2010/wordml" xmlns:w15="http://schemas.microsoft.com/office/word/2012/wordml" xmlns:w16se="http://schemas.microsoft.com/office/word/2015/wordml/symex" xmlns:wpg="http://schemas.microsoft.com/office/word/2010/wordprocessingGroup" xmlns:wpi="http://schemas.microsoft.com/office/word/2010/wordprocessingInk" xmlns:wne="http://schemas.microsoft.com/office/word/2006/wordml" xmlns:wps="http://schemas.microsoft.com/office/word/2010/wordprocessingShape" mc:Ignorable="w14 w15 w16se wp14">
   <w:abstractNum w:abstractNumId="0" w15:restartNumberingAfterBreak="0">
     <w:nsid w:val="00000029"/>
     <w:multiLevelType w:val="hybridMultilevel"/>
@@ -5533,26 +5466,26 @@
       </w:rPr>
     </w:lvl>
   </w:abstractNum>
-  <w:num w:numId="1" w16cid:durableId="262804452">
+  <w:num w:numId="1">
     <w:abstractNumId w:val="0"/>
   </w:num>
-  <w:num w:numId="2" w16cid:durableId="1760058447">
+  <w:num w:numId="2">
     <w:abstractNumId w:val="1"/>
   </w:num>
-  <w:num w:numId="3" w16cid:durableId="1546023167">
+  <w:num w:numId="3">
     <w:abstractNumId w:val="4"/>
   </w:num>
-  <w:num w:numId="4" w16cid:durableId="260064607">
+  <w:num w:numId="4">
     <w:abstractNumId w:val="3"/>
   </w:num>
-  <w:num w:numId="5" w16cid:durableId="897519244">
+  <w:num w:numId="5">
     <w:abstractNumId w:val="2"/>
   </w:num>
 </w:numbering>
 </file>
 
 <file path=word/styles.xml><?xml version="1.0" encoding="utf-8"?>
-<w:styles xmlns:mc="http://schemas.openxmlformats.org/markup-compatibility/2006" xmlns:r="http://schemas.openxmlformats.org/officeDocument/2006/relationships" xmlns:w="http://schemas.openxmlformats.org/wordprocessingml/2006/main" xmlns:w14="http://schemas.microsoft.com/office/word/2010/wordml" xmlns:w15="http://schemas.microsoft.com/office/word/2012/wordml" xmlns:w16cex="http://schemas.microsoft.com/office/word/2018/wordml/cex" xmlns:w16cid="http://schemas.microsoft.com/office/word/2016/wordml/cid" xmlns:w16="http://schemas.microsoft.com/office/word/2018/wordml" xmlns:w16sdtdh="http://schemas.microsoft.com/office/word/2020/wordml/sdtdatahash" xmlns:w16se="http://schemas.microsoft.com/office/word/2015/wordml/symex" mc:Ignorable="w14 w15 w16se w16cid w16 w16cex w16sdtdh">
+<w:styles xmlns:mc="http://schemas.openxmlformats.org/markup-compatibility/2006" xmlns:r="http://schemas.openxmlformats.org/officeDocument/2006/relationships" xmlns:w="http://schemas.openxmlformats.org/wordprocessingml/2006/main" xmlns:w14="http://schemas.microsoft.com/office/word/2010/wordml" xmlns:w15="http://schemas.microsoft.com/office/word/2012/wordml" xmlns:w16se="http://schemas.microsoft.com/office/word/2015/wordml/symex" mc:Ignorable="w14 w15 w16se">
   <w:docDefaults>
     <w:rPrDefault>
       <w:rPr>
@@ -5562,7 +5495,7 @@
     </w:rPrDefault>
     <w:pPrDefault/>
   </w:docDefaults>
-  <w:latentStyles w:defLockedState="0" w:defUIPriority="99" w:defSemiHidden="0" w:defUnhideWhenUsed="0" w:defQFormat="0" w:count="376">
+  <w:latentStyles w:defLockedState="0" w:defUIPriority="99" w:defSemiHidden="0" w:defUnhideWhenUsed="0" w:defQFormat="0" w:count="371">
     <w:lsdException w:name="Normal" w:uiPriority="0" w:qFormat="1"/>
     <w:lsdException w:name="heading 1" w:qFormat="1"/>
     <w:lsdException w:name="heading 2" w:semiHidden="1" w:uiPriority="9" w:unhideWhenUsed="1" w:qFormat="1"/>
@@ -5934,11 +5867,6 @@
     <w:lsdException w:name="List Table 5 Dark Accent 6" w:uiPriority="50"/>
     <w:lsdException w:name="List Table 6 Colorful Accent 6" w:uiPriority="51"/>
     <w:lsdException w:name="List Table 7 Colorful Accent 6" w:uiPriority="52"/>
-    <w:lsdException w:name="Mention" w:semiHidden="1" w:unhideWhenUsed="1"/>
-    <w:lsdException w:name="Smart Hyperlink" w:semiHidden="1" w:unhideWhenUsed="1"/>
-    <w:lsdException w:name="Hashtag" w:semiHidden="1" w:unhideWhenUsed="1"/>
-    <w:lsdException w:name="Unresolved Mention" w:semiHidden="1" w:unhideWhenUsed="1"/>
-    <w:lsdException w:name="Smart Link" w:semiHidden="1" w:unhideWhenUsed="1"/>
   </w:latentStyles>
   <w:style w:type="paragraph" w:default="1" w:styleId="a">
     <w:name w:val="Normal"/>
@@ -6248,8 +6176,8 @@
       <w:u w:val="single"/>
     </w:rPr>
   </w:style>
-  <w:style w:type="character" w:customStyle="1" w:styleId="12">
-    <w:name w:val="Неразрешенное упоминание1"/>
+  <w:style w:type="character" w:customStyle="1" w:styleId="UnresolvedMention">
+    <w:name w:val="Unresolved Mention"/>
     <w:basedOn w:val="a0"/>
     <w:uiPriority w:val="99"/>
     <w:semiHidden/>
@@ -6259,20 +6187,6 @@
       <w:color w:val="605E5C"/>
       <w:shd w:val="clear" w:color="auto" w:fill="E1DFDD"/>
     </w:rPr>
-  </w:style>
-  <w:style w:type="character" w:customStyle="1" w:styleId="s1">
-    <w:name w:val="s1"/>
-    <w:rsid w:val="00261B62"/>
-  </w:style>
-  <w:style w:type="character" w:customStyle="1" w:styleId="margin-right-s">
-    <w:name w:val="margin-right-s"/>
-    <w:basedOn w:val="a0"/>
-    <w:rsid w:val="0008304A"/>
-  </w:style>
-  <w:style w:type="character" w:customStyle="1" w:styleId="longcopy">
-    <w:name w:val="long_copy"/>
-    <w:basedOn w:val="a0"/>
-    <w:rsid w:val="0008304A"/>
   </w:style>
 </w:styles>
 </file>
